--- a/Tuan 4 + 5/BCTN_Nhom05.docx
+++ b/Tuan 4 + 5/BCTN_Nhom05.docx
@@ -14542,7 +14542,7 @@
         <w:rPr>
           <w:b/>
           <w:bCs/>
-          <w:color w:val="FF0000"/>
+          <w:color w:val="000000" w:themeColor="text1"/>
           <w:sz w:val="32"/>
           <w:szCs w:val="32"/>
           <w:lang w:val="en-US"/>
@@ -14551,6 +14551,7 @@
       </w:r>
       <w:r>
         <w:rPr>
+          <w:color w:val="000000" w:themeColor="text1"/>
           <w:sz w:val="32"/>
           <w:szCs w:val="32"/>
         </w:rPr>
@@ -14923,6 +14924,13 @@
           <w:szCs w:val="32"/>
         </w:rPr>
         <w:tab/>
+      </w:r>
+      <w:r>
+        <w:rPr>
+          <w:sz w:val="28"/>
+          <w:szCs w:val="32"/>
+        </w:rPr>
+        <w:t>IT6070.2</w:t>
       </w:r>
     </w:p>
     <w:p>
@@ -32057,21 +32065,7 @@
           <w:b/>
           <w:bCs/>
         </w:rPr>
-        <w:t>Mục</w:t>
-      </w:r>
-      <w:r>
-        <w:rPr>
-          <w:b/>
-          <w:bCs/>
-        </w:rPr>
-        <w:t xml:space="preserve"> </w:t>
-      </w:r>
-      <w:r>
-        <w:rPr>
-          <w:b/>
-          <w:bCs/>
-        </w:rPr>
-        <w:t>tiêu:</w:t>
+        <w:t>Mục tiêu:</w:t>
       </w:r>
       <w:r>
         <w:t xml:space="preserve"> </w:t>
@@ -43441,6 +43435,7 @@
   <w:style w:type="character" w:default="1" w:styleId="DefaultParagraphFont">
     <w:name w:val="Default Paragraph Font"/>
     <w:uiPriority w:val="1"/>
+    <w:semiHidden/>
     <w:unhideWhenUsed/>
   </w:style>
   <w:style w:type="table" w:default="1" w:styleId="TableNormal">
